--- a/backend/outputs/50693929/50693929_EVENTO_5. Carta Compromiso Instructor 2026 COMBINADA.docx
+++ b/backend/outputs/50693929/50693929_EVENTO_5. Carta Compromiso Instructor 2026 COMBINADA.docx
@@ -355,7 +355,7 @@
           <w:sz w:val="24"/>
           <w:szCs w:val="24"/>
         </w:rPr>
-        <w:t xml:space="preserve">Ejecutivo</w:t>
+        <w:t xml:space="preserve">Pascual Angeles Ayala</w:t>
       </w:r>
       <w:r>
         <w:rPr>
@@ -432,7 +432,7 @@
           <w:sz w:val="24"/>
           <w:szCs w:val="24"/>
         </w:rPr>
-        <w:t xml:space="preserve">CURSO (CC)</w:t>
+        <w:t xml:space="preserve">CONTROL DE ARRANQUE, PARO Y EMERGENCIAS EN PLANTAS DE PROCESO Y SERVICIOS PRINCIPALES</w:t>
       </w:r>
       <w:r>
         <w:rPr>
@@ -665,7 +665,7 @@
           <w:sz w:val="24"/>
           <w:szCs w:val="24"/>
         </w:rPr>
-        <w:t xml:space="preserve">CURSO (CC)</w:t>
+        <w:t xml:space="preserve">CONTROL DE ARRANQUE, PARO Y EMERGENCIAS EN PLANTAS DE PROCESO Y SERVICIOS PRINCIPALES</w:t>
       </w:r>
       <w:r>
         <w:rPr>
@@ -877,7 +877,7 @@
           <w:rFonts w:ascii="Montserrat" w:hAnsi="Montserrat"/>
           <w:b/>
         </w:rPr>
-        <w:t xml:space="preserve">CURSO (CC) </w:t>
+        <w:t xml:space="preserve">CONTROL DE ARRANQUE, PARO Y EMERGENCIAS EN PLANTAS DE PROCESO Y SERVICIOS PRINCIPALES </w:t>
       </w:r>
       <w:r>
         <w:rPr>
@@ -1071,7 +1071,7 @@
           <w:sz w:val="24"/>
           <w:szCs w:val="24"/>
         </w:rPr>
-        <w:t xml:space="preserve">Ejecutivo</w:t>
+        <w:t xml:space="preserve">Pascual Angeles Ayala</w:t>
       </w:r>
       <w:r>
         <w:rPr>
